--- a/policies/build/preview/HCO.COP.16_v2_preview.docx
+++ b/policies/build/preview/HCO.COP.16_v2_preview.docx
@@ -406,7 +406,7 @@
                 <w:sz w:val="18"/>
                 <w:szCs w:val="18"/>
               </w:rPr>
-              <w:t xml:space="preserve">«Patient Rights Officer»  Name «________»</w:t>
+              <w:t xml:space="preserve">«Quality Coordinator»  Name «________»</w:t>
             </w:r>
           </w:p>
         </w:tc>
@@ -815,7 +815,7 @@
           <w:sz w:val="22"/>
           <w:szCs w:val="22"/>
         </w:rPr>
-        <w:t xml:space="preserve">1. Do not skip: The organisation identies and manages vulnerable patients.</w:t>
+        <w:t xml:space="preserve">1. Do not skip: The organisation identifies and manages vulnerable patients.</w:t>
       </w:r>
     </w:p>
     <w:p>
@@ -827,7 +827,7 @@
           <w:sz w:val="22"/>
           <w:szCs w:val="22"/>
         </w:rPr>
-        <w:t xml:space="preserve">2. Do not skip: The organisation identies and manages patients who are at a risk of fall.</w:t>
+        <w:t xml:space="preserve">2. Do not skip: The organisation identifies and manages patients who are at a risk of fall.</w:t>
       </w:r>
     </w:p>
     <w:p>
@@ -839,7 +839,7 @@
           <w:sz w:val="22"/>
           <w:szCs w:val="22"/>
         </w:rPr>
-        <w:t xml:space="preserve">3. Do not skip: The organisation identies and manages patients who are at risk of developing / worsening of pressure ulcers.</w:t>
+        <w:t xml:space="preserve">3. Do not skip: The organisation identifies and manages patients who are at risk of developing / worsening of pressure ulcers.</w:t>
       </w:r>
     </w:p>
     <w:p>
@@ -851,7 +851,7 @@
           <w:sz w:val="22"/>
           <w:szCs w:val="22"/>
         </w:rPr>
-        <w:t xml:space="preserve">4. Do not skip: The organisation identies and manages patients who are at risk of developing deep vein thrombosis.</w:t>
+        <w:t xml:space="preserve">4. Do not skip: The organisation identifies and manages patients who are at risk of developing deep vein thrombosis.</w:t>
       </w:r>
     </w:p>
     <w:p>
@@ -863,7 +863,7 @@
           <w:sz w:val="22"/>
           <w:szCs w:val="22"/>
         </w:rPr>
-        <w:t xml:space="preserve">5. Do not skip: The organisation identies and manages patients who need restraints.</w:t>
+        <w:t xml:space="preserve">5. Do not skip: The organisation identifies and manages patients who need restraints.</w:t>
       </w:r>
     </w:p>
     <w:p>
@@ -905,19 +905,19 @@
         <w:spacing w:after="100" w:before="220"/>
       </w:pPr>
       <w:r>
-        <w:t xml:space="preserve">5.1 The organisation identies and manages vulnerable patients</w:t>
-      </w:r>
-    </w:p>
-    <w:p>
-      <w:pPr>
-        <w:spacing w:after="140"/>
-      </w:pPr>
-      <w:r>
-        <w:rPr>
-          <w:sz w:val="22"/>
-          <w:szCs w:val="22"/>
-        </w:rPr>
-        <w:t xml:space="preserve">The organisation identies and manages vulnerable patients.</w:t>
+        <w:t xml:space="preserve">5.1 The organisation identifies and manages vulnerable patients</w:t>
+      </w:r>
+    </w:p>
+    <w:p>
+      <w:pPr>
+        <w:spacing w:after="140"/>
+      </w:pPr>
+      <w:r>
+        <w:rPr>
+          <w:sz w:val="22"/>
+          <w:szCs w:val="22"/>
+        </w:rPr>
+        <w:t xml:space="preserve">The organisation identifies and manages vulnerable patients.</w:t>
       </w:r>
     </w:p>
     <w:p>
@@ -950,19 +950,19 @@
         <w:spacing w:after="100" w:before="220"/>
       </w:pPr>
       <w:r>
-        <w:t xml:space="preserve">5.2 The organisation identies and manages patients who are at a risk of ..</w:t>
-      </w:r>
-    </w:p>
-    <w:p>
-      <w:pPr>
-        <w:spacing w:after="140"/>
-      </w:pPr>
-      <w:r>
-        <w:rPr>
-          <w:sz w:val="22"/>
-          <w:szCs w:val="22"/>
-        </w:rPr>
-        <w:t xml:space="preserve">The organisation identies and manages patients who are at a risk of fall.</w:t>
+        <w:t xml:space="preserve">5.2 The organisation identifies and manages patients who are at a risk of..</w:t>
+      </w:r>
+    </w:p>
+    <w:p>
+      <w:pPr>
+        <w:spacing w:after="140"/>
+      </w:pPr>
+      <w:r>
+        <w:rPr>
+          <w:sz w:val="22"/>
+          <w:szCs w:val="22"/>
+        </w:rPr>
+        <w:t xml:space="preserve">The organisation identifies and manages patients who are at a risk of fall.</w:t>
       </w:r>
     </w:p>
     <w:p>
@@ -995,19 +995,19 @@
         <w:spacing w:after="100" w:before="220"/>
       </w:pPr>
       <w:r>
-        <w:t xml:space="preserve">5.3 The organisation identies and manages patients who are at risk of de..</w:t>
-      </w:r>
-    </w:p>
-    <w:p>
-      <w:pPr>
-        <w:spacing w:after="140"/>
-      </w:pPr>
-      <w:r>
-        <w:rPr>
-          <w:sz w:val="22"/>
-          <w:szCs w:val="22"/>
-        </w:rPr>
-        <w:t xml:space="preserve">The organisation identies and manages patients who are at risk of developing / worsening of pressure ulcers.</w:t>
+        <w:t xml:space="preserve">5.3 The organisation identifies and manages patients who are at risk of d..</w:t>
+      </w:r>
+    </w:p>
+    <w:p>
+      <w:pPr>
+        <w:spacing w:after="140"/>
+      </w:pPr>
+      <w:r>
+        <w:rPr>
+          <w:sz w:val="22"/>
+          <w:szCs w:val="22"/>
+        </w:rPr>
+        <w:t xml:space="preserve">The organisation identifies and manages patients who are at risk of developing / worsening of pressure ulcers.</w:t>
       </w:r>
     </w:p>
     <w:p>
@@ -1040,19 +1040,19 @@
         <w:spacing w:after="100" w:before="220"/>
       </w:pPr>
       <w:r>
-        <w:t xml:space="preserve">5.4 The organisation identies and manages patients who are at risk of de..</w:t>
-      </w:r>
-    </w:p>
-    <w:p>
-      <w:pPr>
-        <w:spacing w:after="140"/>
-      </w:pPr>
-      <w:r>
-        <w:rPr>
-          <w:sz w:val="22"/>
-          <w:szCs w:val="22"/>
-        </w:rPr>
-        <w:t xml:space="preserve">The organisation identies and manages patients who are at risk of developing deep vein thrombosis.</w:t>
+        <w:t xml:space="preserve">5.4 The organisation identifies and manages patients who are at risk of d..</w:t>
+      </w:r>
+    </w:p>
+    <w:p>
+      <w:pPr>
+        <w:spacing w:after="140"/>
+      </w:pPr>
+      <w:r>
+        <w:rPr>
+          <w:sz w:val="22"/>
+          <w:szCs w:val="22"/>
+        </w:rPr>
+        <w:t xml:space="preserve">The organisation identifies and manages patients who are at risk of developing deep vein thrombosis.</w:t>
       </w:r>
     </w:p>
     <w:p>
@@ -1085,19 +1085,19 @@
         <w:spacing w:after="100" w:before="220"/>
       </w:pPr>
       <w:r>
-        <w:t xml:space="preserve">5.5 The organisation identies and manages patients who need restraints</w:t>
-      </w:r>
-    </w:p>
-    <w:p>
-      <w:pPr>
-        <w:spacing w:after="140"/>
-      </w:pPr>
-      <w:r>
-        <w:rPr>
-          <w:sz w:val="22"/>
-          <w:szCs w:val="22"/>
-        </w:rPr>
-        <w:t xml:space="preserve">The organisation identies and manages patients who need restraints.</w:t>
+        <w:t xml:space="preserve">5.5 The organisation identifies and manages patients who need restraints</w:t>
+      </w:r>
+    </w:p>
+    <w:p>
+      <w:pPr>
+        <w:spacing w:after="140"/>
+      </w:pPr>
+      <w:r>
+        <w:rPr>
+          <w:sz w:val="22"/>
+          <w:szCs w:val="22"/>
+        </w:rPr>
+        <w:t xml:space="preserve">The organisation identifies and manages patients who need restraints.</w:t>
       </w:r>
     </w:p>
     <w:p>
@@ -2309,7 +2309,7 @@
           <w:sz w:val="22"/>
           <w:szCs w:val="22"/>
         </w:rPr>
-        <w:t xml:space="preserve">Medical Superintendent; Quality Coordinator; Quality Coordinator; department clinical staff covered by COP.16.</w:t>
+        <w:t xml:space="preserve">Medical Superintendent; Quality Coordinator; department clinical staff covered by COP.16</w:t>
       </w:r>
     </w:p>
     <w:p>
@@ -2514,7 +2514,7 @@
                 <w:sz w:val="18"/>
                 <w:szCs w:val="18"/>
               </w:rPr>
-              <w:t xml:space="preserve">The organisation identies and manages vulnerable patients.</w:t>
+              <w:t xml:space="preserve">The organisation identifies and manages vulnerable patients.</w:t>
             </w:r>
           </w:p>
         </w:tc>
@@ -2604,7 +2604,7 @@
                 <w:sz w:val="18"/>
                 <w:szCs w:val="18"/>
               </w:rPr>
-              <w:t xml:space="preserve">The organisation identies and manages patients who are at a risk of fall.</w:t>
+              <w:t xml:space="preserve">The organisation identifies and manages patients who are at a risk of fall.</w:t>
             </w:r>
           </w:p>
         </w:tc>
@@ -2694,7 +2694,7 @@
                 <w:sz w:val="18"/>
                 <w:szCs w:val="18"/>
               </w:rPr>
-              <w:t xml:space="preserve">The organisation identies and manages patients who are at risk of developing / worsening of pressure ulcers.</w:t>
+              <w:t xml:space="preserve">The organisation identifies and manages patients who are at risk of developing / worsening of pressure ulcers.</w:t>
             </w:r>
           </w:p>
         </w:tc>
@@ -2784,7 +2784,7 @@
                 <w:sz w:val="18"/>
                 <w:szCs w:val="18"/>
               </w:rPr>
-              <w:t xml:space="preserve">The organisation identies and manages patients who are at risk of developing deep vein thrombosis.</w:t>
+              <w:t xml:space="preserve">The organisation identifies and manages patients who are at risk of developing deep vein thrombosis.</w:t>
             </w:r>
           </w:p>
         </w:tc>
@@ -2874,7 +2874,7 @@
                 <w:sz w:val="18"/>
                 <w:szCs w:val="18"/>
               </w:rPr>
-              <w:t xml:space="preserve">The organisation identies and manages patients who need restraints.</w:t>
+              <w:t xml:space="preserve">The organisation identifies and manages patients who need restraints.</w:t>
             </w:r>
           </w:p>
         </w:tc>
@@ -2953,7 +2953,7 @@
         <w:spacing w:after="100" w:before="220"/>
       </w:pPr>
       <w:r>
-        <w:t xml:space="preserve">COP.16.a — The organisation identies and manages vulnerable patients.</w:t>
+        <w:t xml:space="preserve">COP.16.a — The organisation identifies and manages vulnerable patients.</w:t>
       </w:r>
     </w:p>
     <w:p>
@@ -3030,7 +3030,7 @@
         <w:spacing w:after="100" w:before="220"/>
       </w:pPr>
       <w:r>
-        <w:t xml:space="preserve">COP.16.b — The organisation identies and manages patients who are at a risk of fall.</w:t>
+        <w:t xml:space="preserve">COP.16.b — The organisation identifies and manages patients who are at a risk of fall.</w:t>
       </w:r>
     </w:p>
     <w:p>
@@ -3107,7 +3107,7 @@
         <w:spacing w:after="100" w:before="220"/>
       </w:pPr>
       <w:r>
-        <w:t xml:space="preserve">COP.16.c — The organisation identies and manages patients who are at risk of developing / worsening of pressure ulcers.</w:t>
+        <w:t xml:space="preserve">COP.16.c — The organisation identifies and manages patients who are at risk of developing / worsening of pressure ulcers.</w:t>
       </w:r>
     </w:p>
     <w:p>
@@ -3184,7 +3184,7 @@
         <w:spacing w:after="100" w:before="220"/>
       </w:pPr>
       <w:r>
-        <w:t xml:space="preserve">COP.16.d — The organisation identies and manages patients who are at risk of developing deep vein thrombosis.</w:t>
+        <w:t xml:space="preserve">COP.16.d — The organisation identifies and manages patients who are at risk of developing deep vein thrombosis.</w:t>
       </w:r>
     </w:p>
     <w:p>
@@ -3261,7 +3261,7 @@
         <w:spacing w:after="100" w:before="220"/>
       </w:pPr>
       <w:r>
-        <w:t xml:space="preserve">COP.16.e — The organisation identies and manages patients who need restraints.</w:t>
+        <w:t xml:space="preserve">COP.16.e — The organisation identifies and manages patients who need restraints.</w:t>
       </w:r>
     </w:p>
     <w:p>
